--- a/hit-catalogue/syllabus_en.docx
+++ b/hit-catalogue/syllabus_en.docx
@@ -11,7 +11,15 @@
           <w:b/>
           <w:sz w:val="30"/>
         </w:rPr>
-        <w:t>Modern AI Systems: Development, Deployment and Operations</w:t>
+        <w:t>AI Systems Engineering</w:t>
+      </w:r>
+    </w:p>
+    <w:p>
+      <w:pPr>
+        <w:jc w:val="left"/>
+      </w:pPr>
+      <w:r>
+        <w:t>DevOps, DataOps, MLOps, LLMOps, AgentOps</w:t>
       </w:r>
     </w:p>
     <w:p>

--- a/hit-catalogue/syllabus_en.docx
+++ b/hit-catalogue/syllabus_en.docx
@@ -11,7 +11,7 @@
           <w:b/>
           <w:sz w:val="30"/>
         </w:rPr>
-        <w:t>AI Systems Engineering</w:t>
+        <w:t>Engineering of AI Systems</w:t>
       </w:r>
     </w:p>
     <w:p>
